--- a/store/blog/article.docx
+++ b/store/blog/article.docx
@@ -405,7 +405,7 @@
           <w:rFonts w:ascii="Arial" w:hAnsi="Arial"/>
           <w:b/>
         </w:rPr>
-        <w:t>Как играть в «Кошки-мышки»?</w:t>
+        <w:t>Что это за игра и как в неё играть?</w:t>
       </w:r>
     </w:p>
     <w:p>
@@ -413,7 +413,7 @@
         <w:rPr>
           <w:rFonts w:ascii="Arial" w:hAnsi="Arial"/>
         </w:rPr>
-        <w:t>Ведите мышь по лабиринту свайпами и собирайте весь сыр на карте. Уходите от котов: если поймают — теряете жизнь. Собрали весь сыр — уровень пройден.</w:t>
+        <w:t>«Кошки-мышки» — аркада-лабиринт. Вы ведёте мышь по коридорам и подбираете сыр; задача — вычистить карту от сыра, пока её не догнали коты.</w:t>
       </w:r>
     </w:p>
     <w:p>
@@ -422,7 +422,7 @@
           <w:rFonts w:ascii="Arial" w:hAnsi="Arial"/>
           <w:b/>
         </w:rPr>
-        <w:t>Нужен ли интернет?</w:t>
+        <w:t>Работает ли игра без интернета?</w:t>
       </w:r>
     </w:p>
     <w:p>
@@ -430,7 +430,7 @@
         <w:rPr>
           <w:rFonts w:ascii="Arial" w:hAnsi="Arial"/>
         </w:rPr>
-        <w:t>Нет. Игра работает полностью офлайн, подключение к сети не требуется.</w:t>
+        <w:t>Да, подключение не нужно: «Кошки-мышки» полностью офлайн.</w:t>
       </w:r>
     </w:p>
     <w:p>
@@ -439,7 +439,7 @@
           <w:rFonts w:ascii="Arial" w:hAnsi="Arial"/>
           <w:b/>
         </w:rPr>
-        <w:t>Игра бесплатная? Есть реклама и покупки?</w:t>
+        <w:t>Сколько стоит игра? Есть ли реклама и встроенные покупки?</w:t>
       </w:r>
     </w:p>
     <w:p>
@@ -447,7 +447,7 @@
         <w:rPr>
           <w:rFonts w:ascii="Arial" w:hAnsi="Arial"/>
         </w:rPr>
-        <w:t>Да, бесплатная. Внутриигровых покупок нет, реклама не показывается, разрешения приложение не запрашивает.</w:t>
+        <w:t>Играть можно бесплатно. Рекламы, платных предметов и встроенных покупок нет; разрешения приложение не запрашивает.</w:t>
       </w:r>
     </w:p>
     <w:p>
@@ -456,7 +456,7 @@
           <w:rFonts w:ascii="Arial" w:hAnsi="Arial"/>
           <w:b/>
         </w:rPr>
-        <w:t>Сколько всего уровней?</w:t>
+        <w:t>Сколько уровней в игре?</w:t>
       </w:r>
     </w:p>
     <w:p>
@@ -464,7 +464,7 @@
         <w:rPr>
           <w:rFonts w:ascii="Arial" w:hAnsi="Arial"/>
         </w:rPr>
-        <w:t>41 уровень: восемь миров по пять карт и отдельная финальная карта. У каждого мира своё оформление.</w:t>
+        <w:t>Всего 41 карта: восемь тематических миров и завершающий финальный уровень. Оформление у миров разное — от травы и старого замка до вулкана и гигантской кухни.</w:t>
       </w:r>
     </w:p>
     <w:p>
@@ -473,7 +473,7 @@
           <w:rFonts w:ascii="Arial" w:hAnsi="Arial"/>
           <w:b/>
         </w:rPr>
-        <w:t>Как управлять мышкой на телефоне?</w:t>
+        <w:t>Как задавать направление мыши?</w:t>
       </w:r>
     </w:p>
     <w:p>
@@ -481,7 +481,7 @@
         <w:rPr>
           <w:rFonts w:ascii="Arial" w:hAnsi="Arial"/>
         </w:rPr>
-        <w:t>Свайпами. Проведите пальцем вверх, вниз, влево или вправо — мышь поедет в эту сторону и продолжит движение, пока вы не смените направление.</w:t>
+        <w:t>Управление — свайпами: короткий жест в нужную сторону задаёт мыши направление, и дальше она бежит сама, пока вы не смахнёте иначе.</w:t>
       </w:r>
     </w:p>
     <w:p>
@@ -490,7 +490,7 @@
           <w:rFonts w:ascii="Arial" w:hAnsi="Arial"/>
           <w:b/>
         </w:rPr>
-        <w:t>Что будет, если кот поймает мышку?</w:t>
+        <w:t>Что происходит при поимке?</w:t>
       </w:r>
     </w:p>
     <w:p>
@@ -498,7 +498,7 @@
         <w:rPr>
           <w:rFonts w:ascii="Arial" w:hAnsi="Arial"/>
         </w:rPr>
-        <w:t>Мышь теряет одну жизнь и переносится в самую дальнюю от котов часть лабиринта, на короткое время становясь неуязвимой. Когда жизни закончатся, карта начнётся заново.</w:t>
+        <w:t>Кот отнимает одну жизнь. Пока запас не пуст, мышь возвращается в удалённую часть лабиринта и пару секунд остаётся недосягаемой; когда жизней не осталось, карта перезапускается.</w:t>
       </w:r>
     </w:p>
     <w:p>
@@ -507,7 +507,7 @@
           <w:rFonts w:ascii="Arial" w:hAnsi="Arial"/>
           <w:b/>
         </w:rPr>
-        <w:t>Как получить дополнительную жизнь?</w:t>
+        <w:t>Где взять дополнительные жизни?</w:t>
       </w:r>
     </w:p>
     <w:p>
@@ -515,7 +515,7 @@
         <w:rPr>
           <w:rFonts w:ascii="Arial" w:hAnsi="Arial"/>
         </w:rPr>
-        <w:t>На картах разложены сердечки. Подобрав сердечко, вы получаете плюс одну жизнь — всего можно накопить до семи.</w:t>
+        <w:t>По картам спрятаны сердечки-бонусы: подберёте — станете на жизнь богаче (суммарный максимум — семь).</w:t>
       </w:r>
     </w:p>
     <w:p>
@@ -524,7 +524,7 @@
           <w:rFonts w:ascii="Arial" w:hAnsi="Arial"/>
           <w:b/>
         </w:rPr>
-        <w:t>Чем коты отличаются друг от друга?</w:t>
+        <w:t>Чем коты не похожи друг на друга?</w:t>
       </w:r>
     </w:p>
     <w:p>
@@ -532,7 +532,7 @@
         <w:rPr>
           <w:rFonts w:ascii="Arial" w:hAnsi="Arial"/>
         </w:rPr>
-        <w:t>У каждого свой характер: один преследует мышь по кратчайшему пути, второй патрулирует коридоры, третий бегает случайно, четвёртый поджидает в засаде.</w:t>
+        <w:t>Характером погони: кто-то идёт по кратчайшему следу, кто-то наматывает круги по коридорам, кто-то петляет наугад, а кто-то ждёт вас на пути.</w:t>
       </w:r>
     </w:p>
     <w:p>
@@ -541,7 +541,7 @@
           <w:rFonts w:ascii="Arial" w:hAnsi="Arial"/>
           <w:b/>
         </w:rPr>
-        <w:t>Сохраняется ли прогресс?</w:t>
+        <w:t>Продолжится ли игра с того же места после выхода?</w:t>
       </w:r>
     </w:p>
     <w:p>
@@ -549,7 +549,7 @@
         <w:rPr>
           <w:rFonts w:ascii="Arial" w:hAnsi="Arial"/>
         </w:rPr>
-        <w:t>Да. Игра запоминает, на какой карте вы остановились, и при следующем запуске можно продолжить с того же места.</w:t>
+        <w:t>Да, прогресс сохраняется: при следующем запуске можно вернуться на ту карту, где вы остановились.</w:t>
       </w:r>
     </w:p>
     <w:p>
@@ -558,7 +558,7 @@
           <w:rFonts w:ascii="Arial" w:hAnsi="Arial"/>
           <w:b/>
         </w:rPr>
-        <w:t>На каких устройствах работает игра?</w:t>
+        <w:t>Какие устройства поддерживаются?</w:t>
       </w:r>
     </w:p>
     <w:p>
@@ -566,7 +566,7 @@
         <w:rPr>
           <w:rFonts w:ascii="Arial" w:hAnsi="Arial"/>
         </w:rPr>
-        <w:t>На Android 7.0 и новее, на телефонах и планшетах.</w:t>
+        <w:t>Игра идёт на Android начиная с версии 7.0 — и на телефонах, и на планшетах.</w:t>
       </w:r>
     </w:p>
     <w:sectPr>

--- a/store/blog/article.docx
+++ b/store/blog/article.docx
@@ -93,6 +93,45 @@
           <w:rFonts w:ascii="Arial" w:hAnsi="Arial"/>
         </w:rPr>
         <w:t>Жизнь пригодится, потому что коты не дремлют. Если кот поймал мышь, одна жизнь сгорает, а мышь оказывается в самой дальней от котов части лабиринта и на полторы секунды становится неуязвимой — мигает и не может быть поймана снова. Когда жизни заканчиваются, карта начинается заново.</w:t>
+      </w:r>
+    </w:p>
+    <w:p>
+      <w:pPr>
+        <w:jc w:val="center"/>
+      </w:pPr>
+      <w:r>
+        <w:drawing>
+          <wp:inline xmlns:a="http://schemas.openxmlformats.org/drawingml/2006/main" xmlns:pic="http://schemas.openxmlformats.org/drawingml/2006/picture">
+            <wp:extent cx="5029200" cy="2828925"/>
+            <wp:docPr id="2" name="Picture 2"/>
+            <wp:cNvGraphicFramePr>
+              <a:graphicFrameLocks noChangeAspect="1"/>
+            </wp:cNvGraphicFramePr>
+            <a:graphic>
+              <a:graphicData uri="http://schemas.openxmlformats.org/drawingml/2006/picture">
+                <pic:pic>
+                  <pic:nvPicPr>
+                    <pic:cNvPr id="0" name="02_геймплей.jpg"/>
+                    <pic:cNvPicPr/>
+                  </pic:nvPicPr>
+                  <pic:blipFill>
+                    <a:blip r:embed="rId10"/>
+                    <a:stretch>
+                      <a:fillRect/>
+                    </a:stretch>
+                  </pic:blipFill>
+                  <pic:spPr>
+                    <a:xfrm>
+                      <a:off x="0" y="0"/>
+                      <a:ext cx="5029200" cy="2828925"/>
+                    </a:xfrm>
+                    <a:prstGeom prst="rect"/>
+                  </pic:spPr>
+                </pic:pic>
+              </a:graphicData>
+            </a:graphic>
+          </wp:inline>
+        </w:drawing>
       </w:r>
     </w:p>
     <w:p>
@@ -364,6 +403,45 @@
       </w:r>
     </w:p>
     <w:p>
+      <w:pPr>
+        <w:jc w:val="center"/>
+      </w:pPr>
+      <w:r>
+        <w:drawing>
+          <wp:inline xmlns:a="http://schemas.openxmlformats.org/drawingml/2006/main" xmlns:pic="http://schemas.openxmlformats.org/drawingml/2006/picture">
+            <wp:extent cx="5029200" cy="2828925"/>
+            <wp:docPr id="3" name="Picture 3"/>
+            <wp:cNvGraphicFramePr>
+              <a:graphicFrameLocks noChangeAspect="1"/>
+            </wp:cNvGraphicFramePr>
+            <a:graphic>
+              <a:graphicData uri="http://schemas.openxmlformats.org/drawingml/2006/picture">
+                <pic:pic>
+                  <pic:nvPicPr>
+                    <pic:cNvPr id="0" name="03_настройки.jpg"/>
+                    <pic:cNvPicPr/>
+                  </pic:nvPicPr>
+                  <pic:blipFill>
+                    <a:blip r:embed="rId11"/>
+                    <a:stretch>
+                      <a:fillRect/>
+                    </a:stretch>
+                  </pic:blipFill>
+                  <pic:spPr>
+                    <a:xfrm>
+                      <a:off x="0" y="0"/>
+                      <a:ext cx="5029200" cy="2828925"/>
+                    </a:xfrm>
+                    <a:prstGeom prst="rect"/>
+                  </pic:spPr>
+                </pic:pic>
+              </a:graphicData>
+            </a:graphic>
+          </wp:inline>
+        </w:drawing>
+      </w:r>
+    </w:p>
+    <w:p>
       <w:r>
         <w:rPr>
           <w:rFonts w:ascii="Arial" w:hAnsi="Arial"/>
@@ -377,7 +455,7 @@
         </w:rPr>
         <w:t xml:space="preserve"> — </w:t>
       </w:r>
-      <w:hyperlink r:id="rId10">
+      <w:hyperlink r:id="rId12">
         <w:r>
           <w:rPr>
             <w:rFonts w:ascii="Arial" w:hAnsi="Arial" w:cs="Arial" w:eastAsia="Arial"/>
